--- a/projects/valuepickr-open-screen/docs/Northern Arc Capital Ltd.docx
+++ b/projects/valuepickr-open-screen/docs/Northern Arc Capital Ltd.docx
@@ -2030,7 +2030,7 @@
         <w:spacing w:after="120" w:before="280"/>
       </w:pPr>
       <w:r>
-        <w:t xml:space="preserve">Ishmohit-Lens Checks (value chain · earnings quality · growth trajectory · management · global-signal check)</w:t>
+        <w:t xml:space="preserve">Ishmohit-Lens Checks (value chain · earnings quality · growth trajectory · management · quality metrics · track record · global-signal check)</w:t>
       </w:r>
     </w:p>
     <w:p>
@@ -2483,6 +2483,33 @@
                 <w:b/>
                 <w:bCs/>
               </w:rPr>
+              <w:t xml:space="preserve">Shareholder returns</w:t>
+            </w:r>
+          </w:p>
+        </w:tc>
+        <w:tc>
+          <w:tcPr>
+            <w:tcW w:type="dxa" w:w="5800"/>
+          </w:tcPr>
+          <w:p>
+            <w:r>
+              <w:t xml:space="preserve">—</w:t>
+            </w:r>
+          </w:p>
+        </w:tc>
+      </w:tr>
+      <w:tr>
+        <w:tc>
+          <w:tcPr>
+            <w:tcW w:type="dxa" w:w="3200"/>
+            <w:shd w:fill="F2F2F2" w:val="clear"/>
+          </w:tcPr>
+          <w:p>
+            <w:r>
+              <w:rPr>
+                <w:b/>
+                <w:bCs/>
+              </w:rPr>
               <w:t xml:space="preserve">Capability ladder / VAP</w:t>
             </w:r>
           </w:p>
@@ -2499,6 +2526,233 @@
         </w:tc>
       </w:tr>
     </w:tbl>
+    <w:p>
+      <w:pPr>
+        <w:spacing w:after="120"/>
+      </w:pPr>
+      <w:r>
+        <w:rPr>
+          <w:b/>
+          <w:bCs/>
+          <w:sz w:val="20"/>
+          <w:szCs w:val="20"/>
+        </w:rPr>
+        <w:t xml:space="preserve">Quality metrics (ROCE · debt · FCF · margin · capex):</w:t>
+      </w:r>
+    </w:p>
+    <w:tbl>
+      <w:tblPr>
+        <w:tblW w:type="dxa" w:w="9000"/>
+        <w:tblBorders>
+          <w:top w:val="single" w:color="auto" w:sz="4"/>
+          <w:left w:val="single" w:color="auto" w:sz="4"/>
+          <w:bottom w:val="single" w:color="auto" w:sz="4"/>
+          <w:right w:val="single" w:color="auto" w:sz="4"/>
+          <w:insideH w:val="single" w:color="auto" w:sz="4"/>
+          <w:insideV w:val="single" w:color="auto" w:sz="4"/>
+        </w:tblBorders>
+      </w:tblPr>
+      <w:tblGrid>
+        <w:gridCol w:w="3200"/>
+        <w:gridCol w:w="5800"/>
+      </w:tblGrid>
+      <w:tr>
+        <w:tc>
+          <w:tcPr>
+            <w:tcW w:type="dxa" w:w="3200"/>
+            <w:shd w:fill="F2F2F2" w:val="clear"/>
+          </w:tcPr>
+          <w:p>
+            <w:r>
+              <w:rPr>
+                <w:b/>
+                <w:bCs/>
+              </w:rPr>
+              <w:t xml:space="preserve">Assessment</w:t>
+            </w:r>
+          </w:p>
+        </w:tc>
+        <w:tc>
+          <w:tcPr>
+            <w:tcW w:type="dxa" w:w="5800"/>
+          </w:tcPr>
+          <w:p>
+            <w:r>
+              <w:t xml:space="preserve">concern</w:t>
+            </w:r>
+          </w:p>
+        </w:tc>
+      </w:tr>
+      <w:tr>
+        <w:tc>
+          <w:tcPr>
+            <w:tcW w:type="dxa" w:w="3200"/>
+            <w:shd w:fill="F2F2F2" w:val="clear"/>
+          </w:tcPr>
+          <w:p>
+            <w:r>
+              <w:rPr>
+                <w:b/>
+                <w:bCs/>
+              </w:rPr>
+              <w:t xml:space="preserve">ROCE</w:t>
+            </w:r>
+          </w:p>
+        </w:tc>
+        <w:tc>
+          <w:tcPr>
+            <w:tcW w:type="dxa" w:w="5800"/>
+          </w:tcPr>
+          <w:p>
+            <w:r>
+              <w:t xml:space="preserve">11% (declining)</w:t>
+            </w:r>
+          </w:p>
+        </w:tc>
+      </w:tr>
+      <w:tr>
+        <w:tc>
+          <w:tcPr>
+            <w:tcW w:type="dxa" w:w="3200"/>
+            <w:shd w:fill="F2F2F2" w:val="clear"/>
+          </w:tcPr>
+          <w:p>
+            <w:r>
+              <w:rPr>
+                <w:b/>
+                <w:bCs/>
+              </w:rPr>
+              <w:t xml:space="preserve">Leverage</w:t>
+            </w:r>
+          </w:p>
+        </w:tc>
+        <w:tc>
+          <w:tcPr>
+            <w:tcW w:type="dxa" w:w="5800"/>
+          </w:tcPr>
+          <w:p>
+            <w:r>
+              <w:t xml:space="preserve">—</w:t>
+            </w:r>
+          </w:p>
+        </w:tc>
+      </w:tr>
+      <w:tr>
+        <w:tc>
+          <w:tcPr>
+            <w:tcW w:type="dxa" w:w="3200"/>
+            <w:shd w:fill="F2F2F2" w:val="clear"/>
+          </w:tcPr>
+          <w:p>
+            <w:r>
+              <w:rPr>
+                <w:b/>
+                <w:bCs/>
+              </w:rPr>
+              <w:t xml:space="preserve">FCF conversion</w:t>
+            </w:r>
+          </w:p>
+        </w:tc>
+        <w:tc>
+          <w:tcPr>
+            <w:tcW w:type="dxa" w:w="5800"/>
+          </w:tcPr>
+          <w:p>
+            <w:r>
+              <w:t xml:space="preserve">—</w:t>
+            </w:r>
+          </w:p>
+        </w:tc>
+      </w:tr>
+      <w:tr>
+        <w:tc>
+          <w:tcPr>
+            <w:tcW w:type="dxa" w:w="3200"/>
+            <w:shd w:fill="F2F2F2" w:val="clear"/>
+          </w:tcPr>
+          <w:p>
+            <w:r>
+              <w:rPr>
+                <w:b/>
+                <w:bCs/>
+              </w:rPr>
+              <w:t xml:space="preserve">Margin trend</w:t>
+            </w:r>
+          </w:p>
+        </w:tc>
+        <w:tc>
+          <w:tcPr>
+            <w:tcW w:type="dxa" w:w="5800"/>
+          </w:tcPr>
+          <w:p>
+            <w:r>
+              <w:t xml:space="preserve">contracting</w:t>
+            </w:r>
+          </w:p>
+        </w:tc>
+      </w:tr>
+      <w:tr>
+        <w:tc>
+          <w:tcPr>
+            <w:tcW w:type="dxa" w:w="3200"/>
+            <w:shd w:fill="F2F2F2" w:val="clear"/>
+          </w:tcPr>
+          <w:p>
+            <w:r>
+              <w:rPr>
+                <w:b/>
+                <w:bCs/>
+              </w:rPr>
+              <w:t xml:space="preserve">Capex efficiency</w:t>
+            </w:r>
+          </w:p>
+        </w:tc>
+        <w:tc>
+          <w:tcPr>
+            <w:tcW w:type="dxa" w:w="5800"/>
+          </w:tcPr>
+          <w:p>
+            <w:r>
+              <w:t xml:space="preserve">neutral</w:t>
+            </w:r>
+          </w:p>
+        </w:tc>
+      </w:tr>
+    </w:tbl>
+    <w:p>
+      <w:pPr>
+        <w:spacing w:after="60" w:before="120"/>
+      </w:pPr>
+      <w:r>
+        <w:rPr>
+          <w:b/>
+          <w:bCs/>
+          <w:sz w:val="20"/>
+          <w:szCs w:val="20"/>
+        </w:rPr>
+        <w:t xml:space="preserve">Track record (Coffee Can persistence check): </w:t>
+      </w:r>
+      <w:r>
+        <w:rPr>
+          <w:sz w:val="20"/>
+          <w:szCs w:val="20"/>
+        </w:rPr>
+        <w:t xml:space="preserve">cleared revenue growth ≥10% AND ROCE ≥15% in 1 of the last 5 years (consistency_score 20)</w:t>
+      </w:r>
+    </w:p>
+    <w:p>
+      <w:pPr>
+        <w:spacing w:after="120"/>
+      </w:pPr>
+      <w:r>
+        <w:rPr>
+          <w:color w:val="666666"/>
+          <w:sz w:val="18"/>
+          <w:szCs w:val="18"/>
+        </w:rPr>
+        <w:t xml:space="preserve">NBFC adaptation: profitability leg uses ROE (ROCE not meaningful for a lender). FY22-FY26 total-income growth 34% / 43% / 45% / 24% / 15%; ROE 11% / 13% / 15% / 11% / 11%. Both cleared only FY24 (growth +45%, ROE 15%) = 1 of 5 -- ROE has sat below 15% through the MFI-sector stress.</w:t>
+      </w:r>
+    </w:p>
     <w:p>
       <w:pPr>
         <w:pStyle w:val="Heading1"/>
